--- a/roles/HONO_JD_SDR.docx
+++ b/roles/HONO_JD_SDR.docx
@@ -539,6 +539,43 @@
           <w:sz w:val="20"/>
           <w:szCs w:val="20"/>
         </w:rPr>
+        <w:t xml:space="preserve">WAYS OF WORKING — AI &amp; AUTOMATION</w:t>
+      </w:r>
+    </w:p>
+    <w:p>
+      <w:pPr>
+        <w:pStyle w:val="ListParagraph"/>
+        <w:numPr>
+          <w:ilvl w:val="0"/>
+          <w:numId w:val="2"/>
+        </w:numPr>
+        <w:spacing w:after="60"/>
+      </w:pPr>
+      <w:r>
+        <w:rPr>
+          <w:color w:val="1F2A44"/>
+          <w:sz w:val="20"/>
+          <w:szCs w:val="20"/>
+        </w:rPr>
+        <w:t xml:space="preserve">Use AI tools (Claude, ChatGPT, etc.) to speed up prospect research, personalised outreach at scale, and CRM/list automation.</w:t>
+      </w:r>
+    </w:p>
+    <w:p>
+      <w:pPr>
+        <w:pBdr>
+          <w:bottom w:val="single" w:color="E8622B" w:sz="6" w:space="4"/>
+        </w:pBdr>
+        <w:spacing w:after="80" w:before="240"/>
+      </w:pPr>
+      <w:r>
+        <w:rPr>
+          <w:b/>
+          <w:bCs/>
+          <w:color w:val="E8622B"/>
+          <w:spacing w:val="20"/>
+          <w:sz w:val="20"/>
+          <w:szCs w:val="20"/>
+        </w:rPr>
         <w:t xml:space="preserve">QUALIFICATIONS</w:t>
       </w:r>
     </w:p>
@@ -612,6 +649,24 @@
           <w:szCs w:val="20"/>
         </w:rPr>
         <w:t xml:space="preserve">Experience with high-volume cold calling and email outreach.</w:t>
+      </w:r>
+    </w:p>
+    <w:p>
+      <w:pPr>
+        <w:pStyle w:val="ListParagraph"/>
+        <w:numPr>
+          <w:ilvl w:val="0"/>
+          <w:numId w:val="2"/>
+        </w:numPr>
+        <w:spacing w:after="60"/>
+      </w:pPr>
+      <w:r>
+        <w:rPr>
+          <w:color w:val="1F2A44"/>
+          <w:sz w:val="20"/>
+          <w:szCs w:val="20"/>
+        </w:rPr>
+        <w:t xml:space="preserve">A modern, AI-first mindset — comfortable using tools like Claude, ChatGPT and similar day-to-day to work faster and build simple automations. Curiosity to adopt new tools as the market advances.</w:t>
       </w:r>
     </w:p>
     <w:p>
